--- a/Detection_Report.docx
+++ b/Detection_Report.docx
@@ -24,12 +24,12 @@
         <w:tblLook w:val="04A0" w:firstRow="1" w:lastRow="0" w:firstColumn="1" w:lastColumn="0" w:noHBand="0" w:noVBand="1"/>
       </w:tblPr>
       <w:tblGrid>
-        <w:gridCol w:w="416"/>
-        <w:gridCol w:w="2689"/>
-        <w:gridCol w:w="1521"/>
-        <w:gridCol w:w="1588"/>
-        <w:gridCol w:w="1692"/>
-        <w:gridCol w:w="1716"/>
+        <w:gridCol w:w="427"/>
+        <w:gridCol w:w="2685"/>
+        <w:gridCol w:w="1518"/>
+        <w:gridCol w:w="1586"/>
+        <w:gridCol w:w="1691"/>
+        <w:gridCol w:w="1715"/>
       </w:tblGrid>
       <w:tr>
         <w:trPr>
@@ -1105,7 +1105,7 @@
               <w:rPr>
                 <w:sz w:val="19"/>
               </w:rPr>
-              <w:t>1</w:t>
+              <w:t>9</w:t>
             </w:r>
           </w:p>
         </w:tc>
@@ -1234,7 +1234,7 @@
               <w:rPr>
                 <w:sz w:val="19"/>
               </w:rPr>
-              <w:t>2</w:t>
+              <w:t>10</w:t>
             </w:r>
           </w:p>
         </w:tc>
@@ -1356,25 +1356,7 @@
           <w:sz w:val="28"/>
         </w:rPr>
         <w:lastRenderedPageBreak/>
-        <w:t xml:space="preserve">  🖼</w:t>
-      </w:r>
-      <w:proofErr w:type="gramStart"/>
-      <w:r>
-        <w:rPr>
-          <w:b/>
-          <w:color w:val="FFFFFF"/>
-          <w:sz w:val="28"/>
-        </w:rPr>
-        <w:t>️  Image</w:t>
-      </w:r>
-      <w:proofErr w:type="gramEnd"/>
-      <w:r>
-        <w:rPr>
-          <w:b/>
-          <w:color w:val="FFFFFF"/>
-          <w:sz w:val="28"/>
-        </w:rPr>
-        <w:t xml:space="preserve"> Samples — Detection Results  </w:t>
+        <w:t xml:space="preserve">  🖼️  Image Samples — Detection Results  </w:t>
       </w:r>
     </w:p>
     <w:tbl>
@@ -1888,19 +1870,11 @@
             <w:pPr>
               <w:jc w:val="center"/>
             </w:pPr>
-            <w:proofErr w:type="spellStart"/>
-            <w:r>
-              <w:rPr>
-                <w:sz w:val="19"/>
-              </w:rPr>
-              <w:t>dod</w:t>
-            </w:r>
-            <w:proofErr w:type="spellEnd"/>
-            <w:r>
-              <w:rPr>
-                <w:sz w:val="19"/>
-              </w:rPr>
-              <w:t xml:space="preserve"> &amp; burn.jpg</w:t>
+            <w:r>
+              <w:rPr>
+                <w:sz w:val="19"/>
+              </w:rPr>
+              <w:t>dod &amp; burn.jpg</w:t>
             </w:r>
           </w:p>
         </w:tc>
@@ -2704,25 +2678,7 @@
           <w:color w:val="FFFFFF"/>
           <w:sz w:val="28"/>
         </w:rPr>
-        <w:t xml:space="preserve">  </w:t>
-      </w:r>
-      <w:proofErr w:type="gramStart"/>
-      <w:r>
-        <w:rPr>
-          <w:b/>
-          <w:color w:val="FFFFFF"/>
-          <w:sz w:val="28"/>
-        </w:rPr>
-        <w:t>🎬  Video</w:t>
-      </w:r>
-      <w:proofErr w:type="gramEnd"/>
-      <w:r>
-        <w:rPr>
-          <w:b/>
-          <w:color w:val="FFFFFF"/>
-          <w:sz w:val="28"/>
-        </w:rPr>
-        <w:t xml:space="preserve"> Samples — Detection Results  </w:t>
+        <w:t xml:space="preserve">  🎬  Video Samples — Detection Results  </w:t>
       </w:r>
     </w:p>
     <w:tbl>
@@ -4073,25 +4029,7 @@
           <w:sz w:val="28"/>
         </w:rPr>
         <w:lastRenderedPageBreak/>
-        <w:t xml:space="preserve">  </w:t>
-      </w:r>
-      <w:proofErr w:type="gramStart"/>
-      <w:r>
-        <w:rPr>
-          <w:b/>
-          <w:color w:val="FFFFFF"/>
-          <w:sz w:val="28"/>
-        </w:rPr>
-        <w:t>🔊  Audio</w:t>
-      </w:r>
-      <w:proofErr w:type="gramEnd"/>
-      <w:r>
-        <w:rPr>
-          <w:b/>
-          <w:color w:val="FFFFFF"/>
-          <w:sz w:val="28"/>
-        </w:rPr>
-        <w:t xml:space="preserve"> Samples — Detection Results  </w:t>
+        <w:t xml:space="preserve">  🔊  Audio Samples — Detection Results  </w:t>
       </w:r>
     </w:p>
     <w:tbl>
